--- a/4. Operación/PR-16 Gestión del Cambio SST.docx
+++ b/4. Operación/PR-16 Gestión del Cambio SST.docx
@@ -458,7 +458,7 @@
           <w:rFonts w:ascii="Arial" w:hAnsi="Arial" w:cs="Arial"/>
           <w:highlight w:val="yellow"/>
         </w:rPr>
-        <w:t>Formulario FR-43-01</w:t>
+        <w:t>Formulario FR-123-01</w:t>
       </w:r>
       <w:r>
         <w:rPr>
@@ -593,7 +593,7 @@
         <w:rPr>
           <w:rFonts w:ascii="Arial" w:hAnsi="Arial" w:cs="Arial"/>
         </w:rPr>
-        <w:t>Completar la Solicitud de Cambio (FR-43-01), aportar la información técnica necesaria y participar en la evaluación.</w:t>
+        <w:t>Completar la Solicitud de Cambio (FR-123-01), aportar la información técnica necesaria y participar en la evaluación.</w:t>
       </w:r>
     </w:p>
     <w:p>
@@ -1091,7 +1091,7 @@
         <w:rPr>
           <w:rFonts w:ascii="Arial" w:hAnsi="Arial" w:cs="Arial"/>
         </w:rPr>
-        <w:t>• Cualquier colaborador puede proponer un cambio. El Jefe de Área formaliza la solicitud en el FR-43-01 Solicitud de Cambio.</w:t>
+        <w:t>• Cualquier colaborador puede proponer un cambio. El Jefe de Área formaliza la solicitud en el FR-123-01 Solicitud de Cambio.</w:t>
       </w:r>
     </w:p>
     <w:p>
@@ -1204,7 +1204,7 @@
         <w:rPr>
           <w:rFonts w:ascii="Arial" w:hAnsi="Arial" w:cs="Arial"/>
         </w:rPr>
-        <w:t>• El resultado de la evaluación queda registrado en el FR-43-01.</w:t>
+        <w:t>• El resultado de la evaluación queda registrado en el FR-123-01.</w:t>
       </w:r>
     </w:p>
     <w:p>
@@ -1427,7 +1427,7 @@
         <w:rPr>
           <w:rFonts w:ascii="Arial" w:hAnsi="Arial" w:cs="Arial"/>
         </w:rPr>
-        <w:t>Ante cambios imprevistos (fallas, emergencias, cambios legales sobrevinientes, ausencias críticas), el Responsable SST y el Jefe de Área realizan una evaluación rápida de riesgos y aplican controles provisorios. En un plazo máximo de 5 días hábiles se completa el FR-43-01 Solicitud de Cambio, formalizando la evaluación y los controles definitivos.</w:t>
+        <w:t>Ante cambios imprevistos (fallas, emergencias, cambios legales sobrevinientes, ausencias críticas), el Responsable SST y el Jefe de Área realizan una evaluación rápida de riesgos y aplican controles provisorios. En un plazo máximo de 5 días hábiles se completa el FR-123-01 Solicitud de Cambio, formalizando la evaluación y los controles definitivos.</w:t>
       </w:r>
     </w:p>
     <w:p>
@@ -1599,7 +1599,7 @@
         <w:rPr>
           <w:rFonts w:ascii="Arial" w:hAnsi="Arial" w:cs="Arial"/>
         </w:rPr>
-        <w:t>FR-43-01</w:t>
+        <w:t>FR-123-01</w:t>
       </w:r>
     </w:p>
     <w:p>
@@ -1652,7 +1652,7 @@
         <w:rPr>
           <w:rFonts w:ascii="Arial" w:hAnsi="Arial" w:cs="Arial"/>
         </w:rPr>
-        <w:t>FR-36-01</w:t>
+        <w:t>FR-116-01</w:t>
       </w:r>
     </w:p>
     <w:p>
@@ -1953,7 +1953,7 @@
           <w:rFonts w:ascii="Arial" w:hAnsi="Arial" w:cs="Arial"/>
         </w:rPr>
         <w:lastRenderedPageBreak/>
-        <w:t>N° cambios con FR-43-01 completo / N° cambios totales</w:t>
+        <w:t>N° cambios con FR-123-01 completo / N° cambios totales</w:t>
       </w:r>
     </w:p>
     <w:p>
@@ -4339,7 +4339,7 @@
               <w:sz w:val="20"/>
               <w:szCs w:val="20"/>
             </w:rPr>
-            <w:t xml:space="preserve">Vigencia: </w:t>
+            <w:t xml:space="preserve">Vigencia: Mayo 2026</w:t>
           </w:r>
         </w:p>
       </w:tc>
